--- a/DKKDApp/bin/Debug/net8.0-windows/Điều lệ công ty_DA_DIEN.docx
+++ b/DKKDApp/bin/Debug/net8.0-windows/Điều lệ công ty_DA_DIEN.docx
@@ -144,7 +144,7 @@
           <w:sz w:val="26"/>
           <w:szCs w:val="26"/>
         </w:rPr>
-        <w:t>CÔNG TY TNHH VIỆT PHÚC VINA</w:t>
+        <w:t>CÔNG TY TNHH HOTEL NEW SKY 3</w:t>
       </w:r>
     </w:p>
     <w:p>
@@ -170,7 +170,7 @@
           <w:sz w:val="26"/>
           <w:szCs w:val="26"/>
         </w:rPr>
-        <w:t>TRẦN VĂN THÀNH</w:t>
+        <w:t>VÕ VĂN HẢI</w:t>
       </w:r>
     </w:p>
     <w:p>
@@ -197,7 +197,7 @@
           <w:sz w:val="26"/>
           <w:szCs w:val="26"/>
         </w:rPr>
-        <w:t>20/03/1984</w:t>
+        <w:t>28/03/1999</w:t>
       </w:r>
       <w:r>
         <w:rPr>
@@ -241,7 +241,7 @@
           <w:sz w:val="26"/>
           <w:szCs w:val="26"/>
         </w:rPr>
-        <w:t>040084039448</w:t>
+        <w:t>052099015879</w:t>
       </w:r>
       <w:r>
         <w:rPr>
@@ -274,7 +274,7 @@
           <w:sz w:val="26"/>
           <w:szCs w:val="26"/>
         </w:rPr>
-        <w:t>11/06/2024</w:t>
+        <w:t>29/10/2024</w:t>
       </w:r>
       <w:r>
         <w:rPr>
@@ -351,7 +351,7 @@
           <w:sz w:val="26"/>
           <w:szCs w:val="26"/>
         </w:rPr>
-        <w:t>CÔNG TY TNHH VIỆT PHÚC VINA</w:t>
+        <w:t>CÔNG TY TNHH HOTEL NEW SKY 3</w:t>
       </w:r>
       <w:r>
         <w:rPr>
@@ -375,7 +375,7 @@
           <w:sz w:val="26"/>
           <w:szCs w:val="26"/>
         </w:rPr>
-        <w:t>CÔNG TY TNHH VIỆT PHÚC VINA</w:t>
+        <w:t>CÔNG TY TNHH HOTEL NEW SKY 3</w:t>
       </w:r>
       <w:r>
         <w:rPr>
@@ -685,7 +685,7 @@
           <w:sz w:val="26"/>
           <w:szCs w:val="26"/>
         </w:rPr>
-        <w:t>CÔNG TY TNHH VIỆT PHÚC VINA</w:t>
+        <w:t>CÔNG TY TNHH HOTEL NEW SKY 3</w:t>
       </w:r>
     </w:p>
     <w:tbl>
@@ -801,7 +801,7 @@
                 <w:sz w:val="26"/>
                 <w:szCs w:val="26"/>
               </w:rPr>
-              <w:t>VIET PHUC VINA COMPANY LIMITED</w:t>
+              <w:t>HOTEL NEW SKY 3 COMPANY LIMITED</w:t>
             </w:r>
           </w:p>
         </w:tc>
@@ -857,7 +857,7 @@
           <w:szCs w:val="26"/>
           <w:lang w:eastAsia="zh-CN"/>
         </w:rPr>
-        <w:t>VIET PHUC VINA CO., LTD</w:t>
+        <w:t>HOTEL NEW SKY 3</w:t>
       </w:r>
     </w:p>
     <w:p>
@@ -972,7 +972,7 @@
           <w:szCs w:val="26"/>
           <w:lang w:eastAsia="zh-CN"/>
         </w:rPr>
-        <w:t>Số 124, đường Tân Phước Khánh 40, Tổ 1,khu phố Bình Hòa 1</w:t>
+        <w:t>Số Ô 77-79 Đường DA7, KĐC Việt Sing, khu phố Hoà Lân 3</w:t>
       </w:r>
     </w:p>
     <w:p>
@@ -999,7 +999,7 @@
           <w:szCs w:val="26"/>
           <w:lang w:eastAsia="zh-CN"/>
         </w:rPr>
-        <w:t>Phường Tân Khánh</w:t>
+        <w:t>Phường Thuận Giao</w:t>
       </w:r>
     </w:p>
     <w:p>
@@ -1314,7 +1314,7 @@
               </w:rPr>
             </w:pPr>
             <w:r>
-              <w:t>5610</w:t>
+              <w:t>5510</w:t>
             </w:r>
           </w:p>
         </w:tc>
@@ -1331,7 +1331,7 @@
               </w:rPr>
             </w:pPr>
             <w:r>
-              <w:t>Nhà hàng và các dịch vụ ăn uống phục vụ lưu động</w:t>
+              <w:t>Khách sạn và dịch vụ lưu trú tương tự</w:t>
             </w:r>
           </w:p>
         </w:tc>
@@ -1361,412 +1361,6 @@
             </w:pPr>
             <w:r>
               <w:t>2</w:t>
-            </w:r>
-          </w:p>
-        </w:tc>
-        <w:tc>
-          <w:tcPr>
-            <w:tcW w:w="1195" w:type="dxa"/>
-          </w:tcPr>
-          <w:p>
-            <w:pPr>
-              <w:rPr>
-                <w:rFonts w:ascii="Times New Roman" w:hAnsi="Times New Roman"/>
-              </w:rPr>
-            </w:pPr>
-            <w:r>
-              <w:t>5621</w:t>
-            </w:r>
-          </w:p>
-        </w:tc>
-        <w:tc>
-          <w:tcPr>
-            <w:tcW w:w="5892" w:type="dxa"/>
-          </w:tcPr>
-          <w:p>
-            <w:pPr>
-              <w:rPr>
-                <w:rFonts w:ascii="Times New Roman" w:hAnsi="Times New Roman"/>
-                <w:sz w:val="26"/>
-                <w:szCs w:val="26"/>
-              </w:rPr>
-            </w:pPr>
-            <w:r>
-              <w:t>Cung cấp dịch vụ ăn uống theo hợp đồng không thường xuyên với khách hàng</w:t>
-            </w:r>
-          </w:p>
-        </w:tc>
-        <w:tc>
-          <w:tcPr>
-            <w:tcW w:w="1787" w:type="dxa"/>
-            <w:vAlign w:val="center"/>
-          </w:tcPr>
-          <w:p>
-            <w:pPr/>
-          </w:p>
-        </w:tc>
-      </w:tr>
-      <w:tr>
-        <w:tc>
-          <w:tcPr>
-            <w:tcW w:w="754" w:type="dxa"/>
-          </w:tcPr>
-          <w:p>
-            <w:pPr>
-              <w:rPr>
-                <w:rFonts w:ascii="Times New Roman" w:hAnsi="Times New Roman"/>
-              </w:rPr>
-            </w:pPr>
-            <w:r>
-              <w:t>3</w:t>
-            </w:r>
-          </w:p>
-        </w:tc>
-        <w:tc>
-          <w:tcPr>
-            <w:tcW w:w="1195" w:type="dxa"/>
-          </w:tcPr>
-          <w:p>
-            <w:pPr>
-              <w:rPr>
-                <w:rFonts w:ascii="Times New Roman" w:hAnsi="Times New Roman"/>
-              </w:rPr>
-            </w:pPr>
-            <w:r>
-              <w:t>5629</w:t>
-            </w:r>
-          </w:p>
-        </w:tc>
-        <w:tc>
-          <w:tcPr>
-            <w:tcW w:w="5892" w:type="dxa"/>
-          </w:tcPr>
-          <w:p>
-            <w:pPr>
-              <w:rPr>
-                <w:rFonts w:ascii="Times New Roman" w:hAnsi="Times New Roman"/>
-                <w:sz w:val="26"/>
-                <w:szCs w:val="26"/>
-              </w:rPr>
-            </w:pPr>
-            <w:r>
-              <w:t>Dịch vụ ăn uống khác</w:t>
-            </w:r>
-          </w:p>
-        </w:tc>
-        <w:tc>
-          <w:tcPr>
-            <w:tcW w:w="1787" w:type="dxa"/>
-            <w:vAlign w:val="center"/>
-          </w:tcPr>
-          <w:p>
-            <w:pPr/>
-          </w:p>
-        </w:tc>
-      </w:tr>
-      <w:tr>
-        <w:tc>
-          <w:tcPr>
-            <w:tcW w:w="754" w:type="dxa"/>
-          </w:tcPr>
-          <w:p>
-            <w:pPr>
-              <w:rPr>
-                <w:rFonts w:ascii="Times New Roman" w:hAnsi="Times New Roman"/>
-              </w:rPr>
-            </w:pPr>
-            <w:r>
-              <w:t>4</w:t>
-            </w:r>
-          </w:p>
-        </w:tc>
-        <w:tc>
-          <w:tcPr>
-            <w:tcW w:w="1195" w:type="dxa"/>
-          </w:tcPr>
-          <w:p>
-            <w:pPr>
-              <w:rPr>
-                <w:rFonts w:ascii="Times New Roman" w:hAnsi="Times New Roman"/>
-              </w:rPr>
-            </w:pPr>
-            <w:r>
-              <w:t>5630</w:t>
-            </w:r>
-          </w:p>
-        </w:tc>
-        <w:tc>
-          <w:tcPr>
-            <w:tcW w:w="5892" w:type="dxa"/>
-          </w:tcPr>
-          <w:p>
-            <w:pPr>
-              <w:rPr>
-                <w:rFonts w:ascii="Times New Roman" w:hAnsi="Times New Roman"/>
-                <w:sz w:val="26"/>
-                <w:szCs w:val="26"/>
-              </w:rPr>
-            </w:pPr>
-            <w:r>
-              <w:t>Dịch vụ phục vụ đồ uống</w:t>
-            </w:r>
-          </w:p>
-        </w:tc>
-        <w:tc>
-          <w:tcPr>
-            <w:tcW w:w="1787" w:type="dxa"/>
-            <w:vAlign w:val="center"/>
-          </w:tcPr>
-          <w:p>
-            <w:pPr/>
-          </w:p>
-        </w:tc>
-      </w:tr>
-      <w:tr>
-        <w:tc>
-          <w:tcPr>
-            <w:tcW w:w="754" w:type="dxa"/>
-          </w:tcPr>
-          <w:p>
-            <w:pPr>
-              <w:rPr>
-                <w:rFonts w:ascii="Times New Roman" w:hAnsi="Times New Roman"/>
-              </w:rPr>
-            </w:pPr>
-            <w:r>
-              <w:t>5</w:t>
-            </w:r>
-          </w:p>
-        </w:tc>
-        <w:tc>
-          <w:tcPr>
-            <w:tcW w:w="1195" w:type="dxa"/>
-          </w:tcPr>
-          <w:p>
-            <w:pPr>
-              <w:rPr>
-                <w:rFonts w:ascii="Times New Roman" w:hAnsi="Times New Roman"/>
-              </w:rPr>
-            </w:pPr>
-            <w:r>
-              <w:t>4631</w:t>
-            </w:r>
-          </w:p>
-        </w:tc>
-        <w:tc>
-          <w:tcPr>
-            <w:tcW w:w="5892" w:type="dxa"/>
-          </w:tcPr>
-          <w:p>
-            <w:pPr>
-              <w:rPr>
-                <w:rFonts w:ascii="Times New Roman" w:hAnsi="Times New Roman"/>
-                <w:sz w:val="26"/>
-                <w:szCs w:val="26"/>
-              </w:rPr>
-            </w:pPr>
-            <w:r>
-              <w:t>Bán buôn gạo, lúa mỳ, sản phẩm từ ngũ cốc khác, bột mỳ</w:t>
-            </w:r>
-          </w:p>
-        </w:tc>
-        <w:tc>
-          <w:tcPr>
-            <w:tcW w:w="1787" w:type="dxa"/>
-            <w:vAlign w:val="center"/>
-          </w:tcPr>
-          <w:p>
-            <w:pPr/>
-          </w:p>
-        </w:tc>
-      </w:tr>
-      <w:tr>
-        <w:tc>
-          <w:tcPr>
-            <w:tcW w:w="754" w:type="dxa"/>
-          </w:tcPr>
-          <w:p>
-            <w:pPr>
-              <w:rPr>
-                <w:rFonts w:ascii="Times New Roman" w:hAnsi="Times New Roman"/>
-              </w:rPr>
-            </w:pPr>
-            <w:r>
-              <w:t>6</w:t>
-            </w:r>
-          </w:p>
-        </w:tc>
-        <w:tc>
-          <w:tcPr>
-            <w:tcW w:w="1195" w:type="dxa"/>
-          </w:tcPr>
-          <w:p>
-            <w:pPr>
-              <w:rPr>
-                <w:rFonts w:ascii="Times New Roman" w:hAnsi="Times New Roman"/>
-              </w:rPr>
-            </w:pPr>
-            <w:r>
-              <w:t>4632</w:t>
-            </w:r>
-          </w:p>
-        </w:tc>
-        <w:tc>
-          <w:tcPr>
-            <w:tcW w:w="5892" w:type="dxa"/>
-          </w:tcPr>
-          <w:p>
-            <w:pPr>
-              <w:rPr>
-                <w:rFonts w:ascii="Times New Roman" w:hAnsi="Times New Roman"/>
-                <w:sz w:val="26"/>
-                <w:szCs w:val="26"/>
-              </w:rPr>
-            </w:pPr>
-            <w:r>
-              <w:t>Bán buôn thực phẩm</w:t>
-            </w:r>
-          </w:p>
-        </w:tc>
-        <w:tc>
-          <w:tcPr>
-            <w:tcW w:w="1787" w:type="dxa"/>
-            <w:vAlign w:val="center"/>
-          </w:tcPr>
-          <w:p>
-            <w:pPr/>
-          </w:p>
-        </w:tc>
-      </w:tr>
-      <w:tr>
-        <w:tc>
-          <w:tcPr>
-            <w:tcW w:w="754" w:type="dxa"/>
-          </w:tcPr>
-          <w:p>
-            <w:pPr>
-              <w:rPr>
-                <w:rFonts w:ascii="Times New Roman" w:hAnsi="Times New Roman"/>
-              </w:rPr>
-            </w:pPr>
-            <w:r>
-              <w:t>7</w:t>
-            </w:r>
-          </w:p>
-        </w:tc>
-        <w:tc>
-          <w:tcPr>
-            <w:tcW w:w="1195" w:type="dxa"/>
-          </w:tcPr>
-          <w:p>
-            <w:pPr>
-              <w:rPr>
-                <w:rFonts w:ascii="Times New Roman" w:hAnsi="Times New Roman"/>
-              </w:rPr>
-            </w:pPr>
-            <w:r>
-              <w:t>5640</w:t>
-            </w:r>
-          </w:p>
-        </w:tc>
-        <w:tc>
-          <w:tcPr>
-            <w:tcW w:w="5892" w:type="dxa"/>
-          </w:tcPr>
-          <w:p>
-            <w:pPr>
-              <w:rPr>
-                <w:rFonts w:ascii="Times New Roman" w:hAnsi="Times New Roman"/>
-                <w:sz w:val="26"/>
-                <w:szCs w:val="26"/>
-              </w:rPr>
-            </w:pPr>
-            <w:r>
-              <w:t>Hoạt động dịch vụ trung gian cho dịch vụ ăn uống</w:t>
-            </w:r>
-          </w:p>
-        </w:tc>
-        <w:tc>
-          <w:tcPr>
-            <w:tcW w:w="1787" w:type="dxa"/>
-            <w:vAlign w:val="center"/>
-          </w:tcPr>
-          <w:p>
-            <w:pPr/>
-          </w:p>
-        </w:tc>
-      </w:tr>
-      <w:tr>
-        <w:tc>
-          <w:tcPr>
-            <w:tcW w:w="754" w:type="dxa"/>
-          </w:tcPr>
-          <w:p>
-            <w:pPr>
-              <w:rPr>
-                <w:rFonts w:ascii="Times New Roman" w:hAnsi="Times New Roman"/>
-              </w:rPr>
-            </w:pPr>
-            <w:r>
-              <w:t>8</w:t>
-            </w:r>
-          </w:p>
-        </w:tc>
-        <w:tc>
-          <w:tcPr>
-            <w:tcW w:w="1195" w:type="dxa"/>
-          </w:tcPr>
-          <w:p>
-            <w:pPr>
-              <w:rPr>
-                <w:rFonts w:ascii="Times New Roman" w:hAnsi="Times New Roman"/>
-              </w:rPr>
-            </w:pPr>
-            <w:r>
-              <w:t>5510</w:t>
-            </w:r>
-          </w:p>
-        </w:tc>
-        <w:tc>
-          <w:tcPr>
-            <w:tcW w:w="5892" w:type="dxa"/>
-          </w:tcPr>
-          <w:p>
-            <w:pPr>
-              <w:rPr>
-                <w:rFonts w:ascii="Times New Roman" w:hAnsi="Times New Roman"/>
-                <w:sz w:val="26"/>
-                <w:szCs w:val="26"/>
-              </w:rPr>
-            </w:pPr>
-            <w:r>
-              <w:t>Khách sạn và dịch vụ lưu trú tương tự</w:t>
-            </w:r>
-          </w:p>
-        </w:tc>
-        <w:tc>
-          <w:tcPr>
-            <w:tcW w:w="1787" w:type="dxa"/>
-            <w:vAlign w:val="center"/>
-          </w:tcPr>
-          <w:p>
-            <w:pPr/>
-          </w:p>
-        </w:tc>
-      </w:tr>
-      <w:tr>
-        <w:tc>
-          <w:tcPr>
-            <w:tcW w:w="754" w:type="dxa"/>
-          </w:tcPr>
-          <w:p>
-            <w:pPr>
-              <w:rPr>
-                <w:rFonts w:ascii="Times New Roman" w:hAnsi="Times New Roman"/>
-              </w:rPr>
-            </w:pPr>
-            <w:r>
-              <w:t>9</w:t>
             </w:r>
           </w:p>
         </w:tc>
@@ -1812,122 +1406,6 @@
           </w:p>
         </w:tc>
       </w:tr>
-      <w:tr>
-        <w:tc>
-          <w:tcPr>
-            <w:tcW w:w="754" w:type="dxa"/>
-          </w:tcPr>
-          <w:p>
-            <w:pPr>
-              <w:rPr>
-                <w:rFonts w:ascii="Times New Roman" w:hAnsi="Times New Roman"/>
-              </w:rPr>
-            </w:pPr>
-            <w:r>
-              <w:t>10</w:t>
-            </w:r>
-          </w:p>
-        </w:tc>
-        <w:tc>
-          <w:tcPr>
-            <w:tcW w:w="1195" w:type="dxa"/>
-          </w:tcPr>
-          <w:p>
-            <w:pPr>
-              <w:rPr>
-                <w:rFonts w:ascii="Times New Roman" w:hAnsi="Times New Roman"/>
-              </w:rPr>
-            </w:pPr>
-            <w:r>
-              <w:t>4633</w:t>
-            </w:r>
-          </w:p>
-        </w:tc>
-        <w:tc>
-          <w:tcPr>
-            <w:tcW w:w="5892" w:type="dxa"/>
-          </w:tcPr>
-          <w:p>
-            <w:pPr>
-              <w:rPr>
-                <w:rFonts w:ascii="Times New Roman" w:hAnsi="Times New Roman"/>
-                <w:sz w:val="26"/>
-                <w:szCs w:val="26"/>
-              </w:rPr>
-            </w:pPr>
-            <w:r>
-              <w:t>Bán buôn đồ uống</w:t>
-            </w:r>
-          </w:p>
-        </w:tc>
-        <w:tc>
-          <w:tcPr>
-            <w:tcW w:w="1787" w:type="dxa"/>
-            <w:vAlign w:val="center"/>
-          </w:tcPr>
-          <w:p>
-            <w:pPr/>
-          </w:p>
-        </w:tc>
-      </w:tr>
-      <w:tr>
-        <w:tc>
-          <w:tcPr>
-            <w:tcW w:w="754" w:type="dxa"/>
-          </w:tcPr>
-          <w:p>
-            <w:pPr>
-              <w:rPr>
-                <w:rFonts w:ascii="Times New Roman" w:hAnsi="Times New Roman"/>
-              </w:rPr>
-            </w:pPr>
-            <w:r>
-              <w:t>11</w:t>
-            </w:r>
-          </w:p>
-        </w:tc>
-        <w:tc>
-          <w:tcPr>
-            <w:tcW w:w="1195" w:type="dxa"/>
-          </w:tcPr>
-          <w:p>
-            <w:pPr>
-              <w:rPr>
-                <w:rFonts w:ascii="Times New Roman" w:hAnsi="Times New Roman"/>
-              </w:rPr>
-            </w:pPr>
-            <w:r>
-              <w:t>4634</w:t>
-            </w:r>
-          </w:p>
-        </w:tc>
-        <w:tc>
-          <w:tcPr>
-            <w:tcW w:w="5892" w:type="dxa"/>
-          </w:tcPr>
-          <w:p>
-            <w:pPr>
-              <w:rPr>
-                <w:rFonts w:ascii="Times New Roman" w:hAnsi="Times New Roman"/>
-                <w:sz w:val="26"/>
-                <w:szCs w:val="26"/>
-              </w:rPr>
-            </w:pPr>
-            <w:r>
-              <w:t>Bán buôn sản phẩm thuốc lá, thuốc lào</w:t>
-            </w:r>
-          </w:p>
-        </w:tc>
-        <w:tc>
-          <w:tcPr>
-            <w:tcW w:w="1787" w:type="dxa"/>
-            <w:vAlign w:val="center"/>
-          </w:tcPr>
-          <w:p>
-            <w:pPr/>
-          </w:p>
-        </w:tc>
-      </w:tr>
     </w:tbl>
     <w:p>
       <w:pPr>
@@ -2046,7 +1524,7 @@
           <w:sz w:val="26"/>
           <w:szCs w:val="26"/>
         </w:rPr>
-        <w:t>XIE, GUIQING</w:t>
+        <w:t>VÕ VĂN HẢI</w:t>
       </w:r>
       <w:r>
         <w:rPr>
@@ -2079,7 +1557,7 @@
           <w:sz w:val="26"/>
           <w:szCs w:val="26"/>
         </w:rPr>
-        <w:t>27/07/1977</w:t>
+        <w:t>28/03/1999</w:t>
       </w:r>
     </w:p>
     <w:p>
@@ -2104,7 +1582,7 @@
           <w:sz w:val="26"/>
           <w:szCs w:val="26"/>
         </w:rPr>
-        <w:t>EJ7492807</w:t>
+        <w:t>052099015879</w:t>
       </w:r>
     </w:p>
     <w:p>
@@ -2129,7 +1607,7 @@
           <w:sz w:val="26"/>
           <w:szCs w:val="26"/>
         </w:rPr>
-        <w:t>17/04/2023</w:t>
+        <w:t>29/10/2024</w:t>
       </w:r>
     </w:p>
     <w:p>
@@ -2154,7 +1632,7 @@
           <w:sz w:val="26"/>
           <w:szCs w:val="26"/>
         </w:rPr>
-        <w:t>Tổng Lãnh sự quán nước Cộng hòa Nhân dân Trung Hoa tại Thành phố Hồ Chí Minh</w:t>
+        <w:t>Bộ Công An</w:t>
       </w:r>
     </w:p>
     <w:p>
@@ -2186,7 +1664,7 @@
           <w:sz w:val="26"/>
           <w:szCs w:val="26"/>
         </w:rPr>
-        <w:t>Nữ</w:t>
+        <w:t>Nam</w:t>
       </w:r>
     </w:p>
     <w:p>
@@ -2218,7 +1696,7 @@
           <w:sz w:val="26"/>
           <w:szCs w:val="26"/>
         </w:rPr>
-        <w:t>Trung Quốc</w:t>
+        <w:t>Việt Nam</w:t>
       </w:r>
       <w:r>
         <w:rPr>
@@ -2279,7 +1757,7 @@
           <w:sz w:val="26"/>
           <w:szCs w:val="26"/>
         </w:rPr>
-        <w:t>Phòng 503, Tòa nhà số 3, Số 408 Đường Trường Thọ, Văn phòng phường Tử Dương</w:t>
+        <w:t>Thôn Thắng Hùng</w:t>
       </w:r>
     </w:p>
     <w:p>
@@ -2307,7 +1785,7 @@
           <w:szCs w:val="26"/>
           <w:lang w:eastAsia="zh-CN"/>
         </w:rPr>
-        <w:t>Thành phố Lạc Bình</w:t>
+        <w:t>Xã Cát Tiến</w:t>
       </w:r>
     </w:p>
     <w:p>
@@ -2343,7 +1821,7 @@
           <w:szCs w:val="26"/>
           <w:lang w:eastAsia="zh-CN"/>
         </w:rPr>
-        <w:t>Tỉnh Giang Tây</w:t>
+        <w:t>Tỉnh Gia Lai</w:t>
       </w:r>
     </w:p>
     <w:p>
@@ -2370,7 +1848,7 @@
           <w:szCs w:val="26"/>
           <w:lang w:eastAsia="zh-CN"/>
         </w:rPr>
-        <w:t>Trung Quốc</w:t>
+        <w:t>Việt Nam</w:t>
       </w:r>
     </w:p>
     <w:p>
@@ -2424,7 +1902,7 @@
           <w:sz w:val="26"/>
           <w:szCs w:val="26"/>
         </w:rPr>
-        <w:t>Số 124, đường Tân Phước Khánh 40, Tổ 1,khu phố Bình Hòa 1</w:t>
+        <w:t>Thôn Thắng Hùng</w:t>
       </w:r>
     </w:p>
     <w:p>
@@ -2451,7 +1929,7 @@
           <w:szCs w:val="26"/>
           <w:lang w:eastAsia="zh-CN"/>
         </w:rPr>
-        <w:t>Phường Tân Khánh</w:t>
+        <w:t>Xã Cát Tiến</w:t>
       </w:r>
     </w:p>
     <w:p>
@@ -2487,7 +1965,7 @@
           <w:szCs w:val="26"/>
           <w:lang w:eastAsia="zh-CN"/>
         </w:rPr>
-        <w:t>Thành phố Hồ Chí Minh</w:t>
+        <w:t>Tỉnh Gia Lai</w:t>
       </w:r>
     </w:p>
     <w:p>
@@ -3054,7 +2532,7 @@
           <w:sz w:val="26"/>
           <w:szCs w:val="26"/>
         </w:rPr>
-        <w:t>3.000.000.000</w:t>
+        <w:t>1.000.000.000</w:t>
       </w:r>
       <w:r>
         <w:rPr>
@@ -3068,7 +2546,7 @@
           <w:sz w:val="26"/>
           <w:szCs w:val="26"/>
         </w:rPr>
-        <w:t>Ba tỷ đồng</w:t>
+        <w:t>Một tỷ đồng</w:t>
       </w:r>
       <w:r>
         <w:rPr>
@@ -3155,7 +2633,7 @@
           <w:sz w:val="26"/>
           <w:szCs w:val="26"/>
         </w:rPr>
-        <w:t>3.000.000.000</w:t>
+        <w:t>1.000.000.000</w:t>
       </w:r>
       <w:r>
         <w:rPr>
@@ -3169,7 +2647,7 @@
           <w:sz w:val="26"/>
           <w:szCs w:val="26"/>
         </w:rPr>
-        <w:t>Ba tỷ đồng</w:t>
+        <w:t>Một tỷ đồng</w:t>
       </w:r>
       <w:r>
         <w:rPr>
@@ -3373,7 +2851,7 @@
           <w:sz w:val="26"/>
           <w:szCs w:val="26"/>
         </w:rPr>
-        <w:t>TRẦN VĂN THÀNH</w:t>
+        <w:t>VÕ VĂN HẢI</w:t>
       </w:r>
       <w:r>
         <w:rPr>
@@ -3407,7 +2885,7 @@
           <w:sz w:val="26"/>
           <w:szCs w:val="26"/>
         </w:rPr>
-        <w:t>20/03/1984</w:t>
+        <w:t>28/03/1999</w:t>
       </w:r>
     </w:p>
     <w:p>
@@ -3432,7 +2910,7 @@
           <w:sz w:val="26"/>
           <w:szCs w:val="26"/>
         </w:rPr>
-        <w:t>040084039448</w:t>
+        <w:t>052099015879</w:t>
       </w:r>
     </w:p>
     <w:p>
@@ -3457,7 +2935,7 @@
           <w:sz w:val="26"/>
           <w:szCs w:val="26"/>
         </w:rPr>
-        <w:t>11/06/2024</w:t>
+        <w:t>29/10/2024</w:t>
       </w:r>
     </w:p>
     <w:p>
@@ -3617,7 +3095,7 @@
           <w:sz w:val="26"/>
           <w:szCs w:val="26"/>
         </w:rPr>
-        <w:t>KHỐI 1A</w:t>
+        <w:t>Thôn Thắng Hùng</w:t>
       </w:r>
     </w:p>
     <w:p>
@@ -3644,7 +3122,7 @@
           <w:szCs w:val="26"/>
           <w:lang w:eastAsia="zh-CN"/>
         </w:rPr>
-        <w:t>Xã Đại Đồng</w:t>
+        <w:t>Xã Cát Tiến</w:t>
       </w:r>
     </w:p>
     <w:p>
@@ -3680,7 +3158,7 @@
           <w:szCs w:val="26"/>
           <w:lang w:eastAsia="zh-CN"/>
         </w:rPr>
-        <w:t>Tỉnh Nghệ An</w:t>
+        <w:t>Tỉnh Gia Lai</w:t>
       </w:r>
     </w:p>
     <w:p>
@@ -3761,7 +3239,7 @@
           <w:sz w:val="26"/>
           <w:szCs w:val="26"/>
         </w:rPr>
-        <w:t>KHỐI 1A</w:t>
+        <w:t>Thôn Thắng Hùng</w:t>
       </w:r>
     </w:p>
     <w:p>
@@ -3788,7 +3266,7 @@
           <w:szCs w:val="26"/>
           <w:lang w:eastAsia="zh-CN"/>
         </w:rPr>
-        <w:t>Xã Đại Đồng</w:t>
+        <w:t>Xã Cát Tiến</w:t>
       </w:r>
     </w:p>
     <w:p>
@@ -3824,7 +3302,7 @@
           <w:szCs w:val="26"/>
           <w:lang w:eastAsia="zh-CN"/>
         </w:rPr>
-        <w:t>Tỉnh Nghệ An</w:t>
+        <w:t>Tỉnh Gia Lai</w:t>
       </w:r>
     </w:p>
     <w:p>
@@ -7833,7 +7311,7 @@
           <w:sz w:val="26"/>
           <w:szCs w:val="26"/>
         </w:rPr>
-        <w:t>18/08/2026</w:t>
+        <w:t>29/09/2026</w:t>
       </w:r>
       <w:r>
         <w:rPr>
@@ -7947,7 +7425,7 @@
           <w:sz w:val="26"/>
           <w:szCs w:val="26"/>
         </w:rPr>
-        <w:t>TRẦN VĂN THÀNH</w:t>
+        <w:t>VÕ VĂN HẢI</w:t>
       </w:r>
     </w:p>
     <w:p>
